--- a/fuentes/12210011_CF01_CFA.docx
+++ b/fuentes/12210011_CF01_CFA.docx
@@ -205,7 +205,7 @@
               </wp:anchor>
             </w:drawing>
           </mc:Choice>
-          <mc:Fallback xmlns:w16sdtdh="http://schemas.microsoft.com/office/word/2020/wordml/sdtdatahash" xmlns:w16="http://schemas.microsoft.com/office/word/2018/wordml" xmlns:w16cex="http://schemas.microsoft.com/office/word/2018/wordml/cex" xmlns:oel="http://schemas.microsoft.com/office/2019/extlst">
+          <mc:Fallback xmlns:oel="http://schemas.microsoft.com/office/2019/extlst" xmlns:w16cex="http://schemas.microsoft.com/office/word/2018/wordml/cex" xmlns:w16="http://schemas.microsoft.com/office/word/2018/wordml" xmlns:w16sdtdh="http://schemas.microsoft.com/office/word/2020/wordml/sdtdatahash">
             <w:pict>
               <v:rect w14:anchorId="4C256C62" id="Rectángulo 3" o:spid="_x0000_s1026" alt="&quot;&quot;" style="position:absolute;margin-left:-55.95pt;margin-top:26.4pt;width:613.85pt;height:164.25pt;z-index:-251655168;visibility:visible;mso-wrap-style:square;mso-height-percent:0;mso-wrap-distance-left:9pt;mso-wrap-distance-top:0;mso-wrap-distance-right:9pt;mso-wrap-distance-bottom:0;mso-position-horizontal:absolute;mso-position-horizontal-relative:text;mso-position-vertical:absolute;mso-position-vertical-relative:text;mso-height-percent:0;mso-height-relative:margin;v-text-anchor:middle" o:gfxdata="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" fillcolor="#00314d" stroked="f" strokeweight="1pt"/>
             </w:pict>
@@ -558,8 +558,6 @@
             <w:t>ontenido</w:t>
           </w:r>
         </w:p>
-        <w:bookmarkStart w:id="0" w:name="_GoBack"/>
-        <w:bookmarkEnd w:id="0"/>
         <w:p>
           <w:pPr>
             <w:pStyle w:val="TDC1"/>
@@ -2703,12 +2701,12 @@
       <w:pPr>
         <w:pStyle w:val="Titulosgenerales"/>
       </w:pPr>
-      <w:bookmarkStart w:id="1" w:name="_Toc240638320"/>
+      <w:bookmarkStart w:id="0" w:name="_Toc240638320"/>
       <w:r>
         <w:lastRenderedPageBreak/>
         <w:t>Introducción</w:t>
       </w:r>
-      <w:bookmarkEnd w:id="1"/>
+      <w:bookmarkEnd w:id="0"/>
     </w:p>
     <w:p>
       <w:r>
@@ -2943,12 +2941,12 @@
       <w:pPr>
         <w:pStyle w:val="Ttulo1"/>
       </w:pPr>
-      <w:bookmarkStart w:id="2" w:name="_Toc240638321"/>
+      <w:bookmarkStart w:id="1" w:name="_Toc240638321"/>
       <w:r>
         <w:lastRenderedPageBreak/>
         <w:t>Cultura y proceso comunicativo</w:t>
       </w:r>
-      <w:bookmarkEnd w:id="2"/>
+      <w:bookmarkEnd w:id="1"/>
     </w:p>
     <w:p>
       <w:pPr>
@@ -3164,11 +3162,11 @@
       <w:pPr>
         <w:pStyle w:val="Ttulo2"/>
       </w:pPr>
-      <w:bookmarkStart w:id="3" w:name="_Toc240638322"/>
+      <w:bookmarkStart w:id="2" w:name="_Toc240638322"/>
       <w:r>
         <w:t>Importancia de la comunicación</w:t>
       </w:r>
-      <w:bookmarkEnd w:id="3"/>
+      <w:bookmarkEnd w:id="2"/>
     </w:p>
     <w:p>
       <w:pPr>
@@ -3489,11 +3487,11 @@
       <w:pPr>
         <w:pStyle w:val="Ttulo2"/>
       </w:pPr>
-      <w:bookmarkStart w:id="4" w:name="_Toc240638323"/>
+      <w:bookmarkStart w:id="3" w:name="_Toc240638323"/>
       <w:r>
         <w:t>Cultura organizacional</w:t>
       </w:r>
-      <w:bookmarkEnd w:id="4"/>
+      <w:bookmarkEnd w:id="3"/>
     </w:p>
     <w:p>
       <w:pPr>
@@ -3994,12 +3992,12 @@
       <w:pPr>
         <w:pStyle w:val="Ttulo2"/>
       </w:pPr>
-      <w:bookmarkStart w:id="5" w:name="_Toc240638324"/>
+      <w:bookmarkStart w:id="4" w:name="_Toc240638324"/>
       <w:r>
         <w:lastRenderedPageBreak/>
         <w:t>El proceso comunicativo</w:t>
       </w:r>
-      <w:bookmarkEnd w:id="5"/>
+      <w:bookmarkEnd w:id="4"/>
     </w:p>
     <w:p>
       <w:pPr>
@@ -4210,11 +4208,11 @@
       <w:pPr>
         <w:pStyle w:val="Ttulo2"/>
       </w:pPr>
-      <w:bookmarkStart w:id="6" w:name="_Toc240638325"/>
+      <w:bookmarkStart w:id="5" w:name="_Toc240638325"/>
       <w:r>
         <w:t>Emisor y receptor</w:t>
       </w:r>
-      <w:bookmarkEnd w:id="6"/>
+      <w:bookmarkEnd w:id="5"/>
     </w:p>
     <w:p>
       <w:pPr>
@@ -5069,12 +5067,12 @@
       <w:pPr>
         <w:pStyle w:val="Ttulo2"/>
       </w:pPr>
-      <w:bookmarkStart w:id="7" w:name="_Toc240638326"/>
+      <w:bookmarkStart w:id="6" w:name="_Toc240638326"/>
       <w:r>
         <w:lastRenderedPageBreak/>
         <w:t>Canales y retroalimentación</w:t>
       </w:r>
-      <w:bookmarkEnd w:id="7"/>
+      <w:bookmarkEnd w:id="6"/>
     </w:p>
     <w:p>
       <w:pPr>
@@ -6501,12 +6499,12 @@
       <w:pPr>
         <w:pStyle w:val="Ttulo1"/>
       </w:pPr>
-      <w:bookmarkStart w:id="8" w:name="_Toc240638327"/>
+      <w:bookmarkStart w:id="7" w:name="_Toc240638327"/>
       <w:r>
         <w:lastRenderedPageBreak/>
         <w:t>Barreras de la comunicación</w:t>
       </w:r>
-      <w:bookmarkEnd w:id="8"/>
+      <w:bookmarkEnd w:id="7"/>
     </w:p>
     <w:p>
       <w:pPr>
@@ -6729,12 +6727,12 @@
       <w:pPr>
         <w:pStyle w:val="Ttulo2"/>
       </w:pPr>
-      <w:bookmarkStart w:id="9" w:name="_Toc240638328"/>
+      <w:bookmarkStart w:id="8" w:name="_Toc240638328"/>
       <w:r>
         <w:lastRenderedPageBreak/>
         <w:t>Tipología de barreras</w:t>
       </w:r>
-      <w:bookmarkEnd w:id="9"/>
+      <w:bookmarkEnd w:id="8"/>
     </w:p>
     <w:p>
       <w:pPr>
@@ -7317,12 +7315,12 @@
       <w:pPr>
         <w:pStyle w:val="Ttulo2"/>
       </w:pPr>
-      <w:bookmarkStart w:id="10" w:name="_Toc240638329"/>
+      <w:bookmarkStart w:id="9" w:name="_Toc240638329"/>
       <w:r>
         <w:lastRenderedPageBreak/>
         <w:t>Manifestaciones en el trabajo</w:t>
       </w:r>
-      <w:bookmarkEnd w:id="10"/>
+      <w:bookmarkEnd w:id="9"/>
     </w:p>
     <w:p>
       <w:pPr>
@@ -7593,11 +7591,11 @@
       <w:pPr>
         <w:pStyle w:val="Ttulo2"/>
       </w:pPr>
-      <w:bookmarkStart w:id="11" w:name="_Toc240638330"/>
+      <w:bookmarkStart w:id="10" w:name="_Toc240638330"/>
       <w:r>
         <w:t>Diagnóstico de barreras</w:t>
       </w:r>
-      <w:bookmarkEnd w:id="11"/>
+      <w:bookmarkEnd w:id="10"/>
     </w:p>
     <w:p>
       <w:pPr>
@@ -8036,11 +8034,11 @@
         <w:lastRenderedPageBreak/>
         <w:t xml:space="preserve"> </w:t>
       </w:r>
-      <w:bookmarkStart w:id="12" w:name="_Toc240638331"/>
+      <w:bookmarkStart w:id="11" w:name="_Toc240638331"/>
       <w:r>
         <w:t>Estilos y comunicación no verbal</w:t>
       </w:r>
-      <w:bookmarkEnd w:id="12"/>
+      <w:bookmarkEnd w:id="11"/>
     </w:p>
     <w:p>
       <w:pPr>
@@ -8094,6 +8092,12 @@
           <w:lang w:val="es-419" w:eastAsia="es-CO"/>
         </w:rPr>
       </w:pPr>
+      <w:r>
+        <w:rPr>
+          <w:lang w:val="es-419" w:eastAsia="es-CO"/>
+        </w:rPr>
+        <w:t>E</w:t>
+      </w:r>
       <w:r>
         <w:rPr>
           <w:lang w:val="es-419" w:eastAsia="es-CO"/>
@@ -8673,11 +8677,11 @@
       <w:pPr>
         <w:pStyle w:val="Ttulo2"/>
       </w:pPr>
-      <w:bookmarkStart w:id="13" w:name="_Toc240638332"/>
+      <w:bookmarkStart w:id="12" w:name="_Toc240638332"/>
       <w:r>
         <w:t>Estilos pasivo, agresivo y asertivo</w:t>
       </w:r>
-      <w:bookmarkEnd w:id="13"/>
+      <w:bookmarkEnd w:id="12"/>
     </w:p>
     <w:p>
       <w:pPr>
@@ -9068,11 +9072,11 @@
       <w:pPr>
         <w:pStyle w:val="Ttulo2"/>
       </w:pPr>
-      <w:bookmarkStart w:id="14" w:name="_Toc240638333"/>
+      <w:bookmarkStart w:id="13" w:name="_Toc240638333"/>
       <w:r>
         <w:t>Elementos no verbales</w:t>
       </w:r>
-      <w:bookmarkEnd w:id="14"/>
+      <w:bookmarkEnd w:id="13"/>
     </w:p>
     <w:p>
       <w:pPr>
@@ -9388,11 +9392,11 @@
       <w:pPr>
         <w:pStyle w:val="Ttulo2"/>
       </w:pPr>
-      <w:bookmarkStart w:id="15" w:name="_Toc240638334"/>
+      <w:bookmarkStart w:id="14" w:name="_Toc240638334"/>
       <w:r>
         <w:t>Coherencia verbal y no verbal</w:t>
       </w:r>
-      <w:bookmarkEnd w:id="15"/>
+      <w:bookmarkEnd w:id="14"/>
     </w:p>
     <w:p>
       <w:pPr>
@@ -9584,11 +9588,11 @@
       <w:pPr>
         <w:pStyle w:val="Ttulo2"/>
       </w:pPr>
-      <w:bookmarkStart w:id="16" w:name="_Toc240638335"/>
+      <w:bookmarkStart w:id="15" w:name="_Toc240638335"/>
       <w:r>
         <w:t>Observación en el diagnóstico</w:t>
       </w:r>
-      <w:bookmarkEnd w:id="16"/>
+      <w:bookmarkEnd w:id="15"/>
     </w:p>
     <w:p>
       <w:pPr>
@@ -9781,14 +9785,28 @@
         <w:rPr>
           <w:lang w:val="es-419" w:eastAsia="es-CO"/>
         </w:rPr>
-        <w:t xml:space="preserve">La distancia entre lo que se dice y lo que se muestra se comprende mejor con situaciones cercanas a la vida laboral. El siguiente recurso de audio explica en qué se </w:t>
+        <w:t xml:space="preserve">La distancia entre lo que se dice y lo que se muestra se comprende mejor con situaciones cercanas a la vida laboral. El siguiente </w:t>
+      </w:r>
+      <w:proofErr w:type="spellStart"/>
+      <w:r>
+        <w:rPr>
+          <w:lang w:val="es-419" w:eastAsia="es-CO"/>
+        </w:rPr>
+        <w:t>pódcast</w:t>
+      </w:r>
+      <w:proofErr w:type="spellEnd"/>
+      <w:r>
+        <w:rPr>
+          <w:lang w:val="es-419" w:eastAsia="es-CO"/>
+        </w:rPr>
+        <w:t xml:space="preserve"> explica en qué se diferencian </w:t>
       </w:r>
       <w:r>
         <w:rPr>
           <w:lang w:val="es-419" w:eastAsia="es-CO"/>
         </w:rPr>
         <w:lastRenderedPageBreak/>
-        <w:t>diferencian los tres estilos de comunicación, qué señales acompañan a cada uno y por qué el gesto termina pesando más que la palabra:</w:t>
+        <w:t>los tres estilos de comunicación, qué señales acompañan a cada uno y por qué el gesto termina pesando más que la palabra:</w:t>
       </w:r>
     </w:p>
     <w:tbl>
@@ -10422,12 +10440,12 @@
       <w:pPr>
         <w:pStyle w:val="Ttulo1"/>
       </w:pPr>
-      <w:bookmarkStart w:id="17" w:name="_Toc240638336"/>
+      <w:bookmarkStart w:id="16" w:name="_Toc240638336"/>
       <w:r>
         <w:lastRenderedPageBreak/>
         <w:t>Segmentación y asertividad</w:t>
       </w:r>
-      <w:bookmarkEnd w:id="17"/>
+      <w:bookmarkEnd w:id="16"/>
     </w:p>
     <w:p>
       <w:pPr>
@@ -10791,11 +10809,11 @@
       <w:pPr>
         <w:pStyle w:val="Ttulo2"/>
       </w:pPr>
-      <w:bookmarkStart w:id="18" w:name="_Toc240638337"/>
+      <w:bookmarkStart w:id="17" w:name="_Toc240638337"/>
       <w:r>
         <w:t>Segmentación de públicos</w:t>
       </w:r>
-      <w:bookmarkEnd w:id="18"/>
+      <w:bookmarkEnd w:id="17"/>
     </w:p>
     <w:p>
       <w:pPr>
@@ -11376,11 +11394,11 @@
       <w:r>
         <w:t xml:space="preserve"> </w:t>
       </w:r>
-      <w:bookmarkStart w:id="19" w:name="_Toc240638338"/>
+      <w:bookmarkStart w:id="18" w:name="_Toc240638338"/>
       <w:r>
         <w:t>Comunicación asertiva</w:t>
       </w:r>
-      <w:bookmarkEnd w:id="19"/>
+      <w:bookmarkEnd w:id="18"/>
     </w:p>
     <w:p>
       <w:pPr>
@@ -11638,12 +11656,12 @@
       <w:pPr>
         <w:pStyle w:val="Ttulo2"/>
       </w:pPr>
-      <w:bookmarkStart w:id="20" w:name="_Toc240638339"/>
+      <w:bookmarkStart w:id="19" w:name="_Toc240638339"/>
       <w:r>
         <w:lastRenderedPageBreak/>
         <w:t>Técnicas de asertividad</w:t>
       </w:r>
-      <w:bookmarkEnd w:id="20"/>
+      <w:bookmarkEnd w:id="19"/>
     </w:p>
     <w:p>
       <w:pPr>
@@ -11848,11 +11866,11 @@
       <w:pPr>
         <w:pStyle w:val="Ttulo2"/>
       </w:pPr>
-      <w:bookmarkStart w:id="21" w:name="_Toc240638340"/>
+      <w:bookmarkStart w:id="20" w:name="_Toc240638340"/>
       <w:r>
         <w:t>Protocolos de atención</w:t>
       </w:r>
-      <w:bookmarkEnd w:id="21"/>
+      <w:bookmarkEnd w:id="20"/>
     </w:p>
     <w:p>
       <w:pPr>
@@ -12074,12 +12092,12 @@
       <w:pPr>
         <w:pStyle w:val="Ttulo1"/>
       </w:pPr>
-      <w:bookmarkStart w:id="22" w:name="_Toc240638341"/>
+      <w:bookmarkStart w:id="21" w:name="_Toc240638341"/>
       <w:r>
         <w:lastRenderedPageBreak/>
         <w:t>Planeación de la estrategia</w:t>
       </w:r>
-      <w:bookmarkEnd w:id="22"/>
+      <w:bookmarkEnd w:id="21"/>
     </w:p>
     <w:p>
       <w:pPr>
@@ -12286,12 +12304,12 @@
       <w:pPr>
         <w:pStyle w:val="Ttulo2"/>
       </w:pPr>
-      <w:bookmarkStart w:id="23" w:name="_Toc240638342"/>
+      <w:bookmarkStart w:id="22" w:name="_Toc240638342"/>
       <w:r>
         <w:lastRenderedPageBreak/>
         <w:t>Estructura organizacional</w:t>
       </w:r>
-      <w:bookmarkEnd w:id="23"/>
+      <w:bookmarkEnd w:id="22"/>
     </w:p>
     <w:p>
       <w:pPr>
@@ -12483,11 +12501,11 @@
       <w:pPr>
         <w:pStyle w:val="Ttulo2"/>
       </w:pPr>
-      <w:bookmarkStart w:id="24" w:name="_Toc240638343"/>
+      <w:bookmarkStart w:id="23" w:name="_Toc240638343"/>
       <w:r>
         <w:t>Objetivos SMART</w:t>
       </w:r>
-      <w:bookmarkEnd w:id="24"/>
+      <w:bookmarkEnd w:id="23"/>
     </w:p>
     <w:p>
       <w:pPr>
@@ -12609,6 +12627,7 @@
     </w:p>
     <w:p>
       <w:pPr>
+        <w:ind w:left="1416" w:firstLine="1"/>
         <w:rPr>
           <w:lang w:val="es-419" w:eastAsia="es-CO"/>
         </w:rPr>
@@ -12664,6 +12683,7 @@
     </w:p>
     <w:p>
       <w:pPr>
+        <w:ind w:left="1416" w:firstLine="1"/>
         <w:rPr>
           <w:lang w:val="es-419" w:eastAsia="es-CO"/>
         </w:rPr>
@@ -12768,15 +12788,24 @@
     </w:p>
     <w:p>
       <w:pPr>
-        <w:rPr>
-          <w:lang w:val="es-419" w:eastAsia="es-CO"/>
-        </w:rPr>
-      </w:pPr>
-      <w:r>
-        <w:rPr>
-          <w:lang w:val="es-419" w:eastAsia="es-CO"/>
-        </w:rPr>
-        <w:t>Formulado así: si el diagnóstico registró reprocesos por instrucciones ambiguas, el objetivo apunta a la claridad de las instrucciones y no al número de publicaciones.</w:t>
+        <w:ind w:left="1416" w:firstLine="1"/>
+        <w:rPr>
+          <w:lang w:val="es-419" w:eastAsia="es-CO"/>
+        </w:rPr>
+      </w:pPr>
+      <w:r>
+        <w:rPr>
+          <w:lang w:val="es-419" w:eastAsia="es-CO"/>
+        </w:rPr>
+        <w:t xml:space="preserve">Formulado así: si el diagnóstico registró reprocesos por instrucciones </w:t>
+      </w:r>
+      <w:bookmarkStart w:id="24" w:name="_GoBack"/>
+      <w:bookmarkEnd w:id="24"/>
+      <w:r>
+        <w:rPr>
+          <w:lang w:val="es-419" w:eastAsia="es-CO"/>
+        </w:rPr>
+        <w:t>ambiguas, el objetivo apunta a la claridad de las instrucciones y no al número de publicaciones.</w:t>
       </w:r>
     </w:p>
     <w:p>
@@ -21655,6 +21684,15 @@
 </file>
 
 <file path=customXml/item2.xml><?xml version="1.0" encoding="utf-8"?>
+<?mso-contentType ?>
+<FormTemplates xmlns="http://schemas.microsoft.com/sharepoint/v3/contenttype/forms">
+  <Display>DocumentLibraryForm</Display>
+  <Edit>DocumentLibraryForm</Edit>
+  <New>DocumentLibraryForm</New>
+</FormTemplates>
+</file>
+
+<file path=customXml/item3.xml><?xml version="1.0" encoding="utf-8"?>
 <ct:contentTypeSchema xmlns:ct="http://schemas.microsoft.com/office/2006/metadata/contentType" xmlns:ma="http://schemas.microsoft.com/office/2006/metadata/properties/metaAttributes" ct:_="" ma:_="" ma:contentTypeName="Documento" ma:contentTypeID="0x0101006A81D6BD42E8DF4C91013959704817E1" ma:contentTypeVersion="15" ma:contentTypeDescription="Crear nuevo documento." ma:contentTypeScope="" ma:versionID="bf4f72ffd194f0963ff564daca6869f7">
   <xsd:schema xmlns:xsd="http://www.w3.org/2001/XMLSchema" xmlns:xs="http://www.w3.org/2001/XMLSchema" xmlns:p="http://schemas.microsoft.com/office/2006/metadata/properties" xmlns:ns2="13c90a0b-73bc-4dc0-be5f-28d77b615beb" xmlns:ns3="13c93bba-48ce-428c-bfe5-88b42c19b028" targetNamespace="http://schemas.microsoft.com/office/2006/metadata/properties" ma:root="true" ma:fieldsID="8718d6f4873a5b1392a45044efa78385" ns2:_="" ns3:_="">
     <xsd:import namespace="13c90a0b-73bc-4dc0-be5f-28d77b615beb"/>
@@ -21889,15 +21927,6 @@
 </ct:contentTypeSchema>
 </file>
 
-<file path=customXml/item3.xml><?xml version="1.0" encoding="utf-8"?>
-<?mso-contentType ?>
-<FormTemplates xmlns="http://schemas.microsoft.com/sharepoint/v3/contenttype/forms">
-  <Display>DocumentLibraryForm</Display>
-  <Edit>DocumentLibraryForm</Edit>
-  <New>DocumentLibraryForm</New>
-</FormTemplates>
-</file>
-
 <file path=customXml/item4.xml><?xml version="1.0" encoding="utf-8"?>
 <b:Sources xmlns:b="http://schemas.openxmlformats.org/officeDocument/2006/bibliography" xmlns="http://schemas.openxmlformats.org/officeDocument/2006/bibliography" SelectedStyle="\APASixthEditionOfficeOnline.xsl" StyleName="APA" Version="6"/>
 </file>
@@ -21914,6 +21943,14 @@
 </file>
 
 <file path=customXml/itemProps2.xml><?xml version="1.0" encoding="utf-8"?>
+<ds:datastoreItem xmlns:ds="http://schemas.openxmlformats.org/officeDocument/2006/customXml" ds:itemID="{10663269-2064-4804-8290-36D4A57F5557}">
+  <ds:schemaRefs>
+    <ds:schemaRef ds:uri="http://schemas.microsoft.com/sharepoint/v3/contenttype/forms"/>
+  </ds:schemaRefs>
+</ds:datastoreItem>
+</file>
+
+<file path=customXml/itemProps3.xml><?xml version="1.0" encoding="utf-8"?>
 <ds:datastoreItem xmlns:ds="http://schemas.openxmlformats.org/officeDocument/2006/customXml" ds:itemID="{59065960-E0CA-4804-83B5-320CBCDCC160}">
   <ds:schemaRefs>
     <ds:schemaRef ds:uri="http://schemas.microsoft.com/office/2006/metadata/contentType"/>
@@ -21932,16 +21969,8 @@
 </ds:datastoreItem>
 </file>
 
-<file path=customXml/itemProps3.xml><?xml version="1.0" encoding="utf-8"?>
-<ds:datastoreItem xmlns:ds="http://schemas.openxmlformats.org/officeDocument/2006/customXml" ds:itemID="{10663269-2064-4804-8290-36D4A57F5557}">
-  <ds:schemaRefs>
-    <ds:schemaRef ds:uri="http://schemas.microsoft.com/sharepoint/v3/contenttype/forms"/>
-  </ds:schemaRefs>
-</ds:datastoreItem>
-</file>
-
 <file path=customXml/itemProps4.xml><?xml version="1.0" encoding="utf-8"?>
-<ds:datastoreItem xmlns:ds="http://schemas.openxmlformats.org/officeDocument/2006/customXml" ds:itemID="{D6FDA77D-256F-4FD4-842D-BA298A6E9261}">
+<ds:datastoreItem xmlns:ds="http://schemas.openxmlformats.org/officeDocument/2006/customXml" ds:itemID="{BF736262-EC08-4731-BABF-16B5B986F409}">
   <ds:schemaRefs>
     <ds:schemaRef ds:uri="http://schemas.openxmlformats.org/officeDocument/2006/bibliography"/>
   </ds:schemaRefs>
